--- a/colney/nfl/module/nfl_mahomes_sampling_distributions-solutions.docx
+++ b/colney/nfl/module/nfl_mahomes_sampling_distributions-solutions.docx
@@ -409,7 +409,7 @@
           <w:sz w:val="22"/>
         </w:rPr>
         <w:drawing>
-          <wp:inline distT="0" distB="0" distL="0" distR="0" wp14:anchorId="7FCF1141" wp14:editId="6E4ECDEC">
+          <wp:inline distT="0" distB="0" distL="0" distR="0" wp14:anchorId="7FCF1141" wp14:editId="272044A6">
             <wp:extent cx="4991100" cy="2487018"/>
             <wp:effectExtent l="0" t="0" r="0" b="2540"/>
             <wp:docPr id="1315876550" name="Picture 3" descr="A graph showing a number of columns&#10;&#10;AI-generated content may be incorrect."/>
@@ -1989,14 +1989,7 @@
           <w:rFonts w:asciiTheme="minorHAnsi" w:hAnsiTheme="minorHAnsi" w:cstheme="minorHAnsi"/>
           <w:sz w:val="22"/>
         </w:rPr>
-        <w:t xml:space="preserve">The average passing yards from a random sample of </w:t>
-      </w:r>
-      <w:r>
-        <w:rPr>
-          <w:rFonts w:asciiTheme="minorHAnsi" w:hAnsiTheme="minorHAnsi" w:cstheme="minorHAnsi"/>
-          <w:sz w:val="22"/>
-        </w:rPr>
-        <w:t>21</w:t>
+        <w:t>The average passing yards from a random sample of 21</w:t>
       </w:r>
       <w:r>
         <w:rPr>
@@ -2767,7 +2760,21 @@
           <w:rFonts w:asciiTheme="minorHAnsi" w:hAnsiTheme="minorHAnsi" w:cstheme="minorHAnsi"/>
           <w:sz w:val="22"/>
         </w:rPr>
-        <w:t xml:space="preserve">for distribution of average points in a </w:t>
+        <w:t xml:space="preserve">for distribution of average </w:t>
+      </w:r>
+      <w:r>
+        <w:rPr>
+          <w:rFonts w:asciiTheme="minorHAnsi" w:hAnsiTheme="minorHAnsi" w:cstheme="minorHAnsi"/>
+          <w:sz w:val="22"/>
+        </w:rPr>
+        <w:t xml:space="preserve">passing yards </w:t>
+      </w:r>
+      <w:r>
+        <w:rPr>
+          <w:rFonts w:asciiTheme="minorHAnsi" w:hAnsiTheme="minorHAnsi" w:cstheme="minorHAnsi"/>
+          <w:sz w:val="22"/>
+        </w:rPr>
+        <w:t xml:space="preserve"> in a </w:t>
       </w:r>
       <w:r>
         <w:rPr>
